--- a/fgei_junior_paper.docx
+++ b/fgei_junior_paper.docx
@@ -4,52 +4,13 @@
   <w:body>
     <w:p>
       <w:pPr>
-        <w:spacing w:after="40"/>
-        <w:jc w:val="center"/>
-      </w:pPr>
-      <w:r>
-        <w:drawing>
-          <wp:inline xmlns:a="http://schemas.openxmlformats.org/drawingml/2006/main" xmlns:pic="http://schemas.openxmlformats.org/drawingml/2006/picture">
-            <wp:extent cx="822960" cy="822960"/>
-            <wp:docPr id="1" name="Picture 1"/>
-            <wp:cNvGraphicFramePr>
-              <a:graphicFrameLocks noChangeAspect="1"/>
-            </wp:cNvGraphicFramePr>
-            <a:graphic>
-              <a:graphicData uri="http://schemas.openxmlformats.org/drawingml/2006/picture">
-                <pic:pic>
-                  <pic:nvPicPr>
-                    <pic:cNvPr id="0" name="logo.png"/>
-                    <pic:cNvPicPr/>
-                  </pic:nvPicPr>
-                  <pic:blipFill>
-                    <a:blip r:embed="rId9"/>
-                    <a:stretch>
-                      <a:fillRect/>
-                    </a:stretch>
-                  </pic:blipFill>
-                  <pic:spPr>
-                    <a:xfrm>
-                      <a:off x="0" y="0"/>
-                      <a:ext cx="822960" cy="822960"/>
-                    </a:xfrm>
-                    <a:prstGeom prst="rect"/>
-                  </pic:spPr>
-                </pic:pic>
-              </a:graphicData>
-            </a:graphic>
-          </wp:inline>
-        </w:drawing>
-      </w:r>
-    </w:p>
-    <w:p>
-      <w:pPr>
-        <w:spacing w:after="40"/>
+        <w:spacing w:after="240"/>
         <w:jc w:val="center"/>
       </w:pPr>
       <w:r>
         <w:rPr>
           <w:b/>
+          <w:sz w:val="28"/>
         </w:rPr>
         <w:t>FG Public School</w:t>
         <w:br/>
@@ -57,208 +18,47 @@
       <w:r>
         <w:rPr>
           <w:b/>
+          <w:sz w:val="24"/>
         </w:rPr>
         <w:t>Send-Up Examination 2026</w:t>
         <w:br/>
       </w:r>
+      <w:r>
+        <w:rPr>
+          <w:sz w:val="20"/>
+        </w:rPr>
+        <w:t>Subject: Mathematics  |  Class: Class 6  |  Time: 2 Hours 30 Mins  |  Max Marks: 75</w:t>
+      </w:r>
     </w:p>
-    <w:tbl>
-      <w:tblPr>
-        <w:tblW w:type="auto" w:w="0"/>
-        <w:jc w:val="center"/>
-        <w:tblLook w:firstColumn="1" w:firstRow="1" w:lastColumn="0" w:lastRow="0" w:noHBand="0" w:noVBand="1" w:val="04A0"/>
-        <w:tblBorders>
-          <w:top w:val="none"/>
-          <w:left w:val="none"/>
-          <w:bottom w:val="none"/>
-          <w:right w:val="none"/>
-          <w:insideH w:val="none"/>
-          <w:insideV w:val="none"/>
-        </w:tblBorders>
-      </w:tblPr>
-      <w:tblGrid>
-        <w:gridCol w:w="3600"/>
-        <w:gridCol w:w="3600"/>
-        <w:gridCol w:w="3600"/>
-      </w:tblGrid>
-      <w:tr>
-        <w:tc>
-          <w:tcPr>
-            <w:tcW w:type="dxa" w:w="3600"/>
-            <w:tcMar>
-              <w:top w:w="30" w:type="dxa"/>
-              <w:bottom w:w="30" w:type="dxa"/>
-              <w:left w:w="60" w:type="dxa"/>
-              <w:right w:w="60" w:type="dxa"/>
-            </w:tcMar>
-          </w:tcPr>
-          <w:p>
-            <w:r>
-              <w:t>Subject: Mathematics</w:t>
-            </w:r>
-          </w:p>
-        </w:tc>
-        <w:tc>
-          <w:tcPr>
-            <w:tcW w:type="dxa" w:w="3600"/>
-            <w:tcMar>
-              <w:top w:w="30" w:type="dxa"/>
-              <w:bottom w:w="30" w:type="dxa"/>
-              <w:left w:w="60" w:type="dxa"/>
-              <w:right w:w="60" w:type="dxa"/>
-            </w:tcMar>
-          </w:tcPr>
-          <w:p>
-            <w:r>
-              <w:t>Total Marks: 75</w:t>
-            </w:r>
-          </w:p>
-        </w:tc>
-        <w:tc>
-          <w:tcPr>
-            <w:tcW w:type="dxa" w:w="3600"/>
-            <w:tcMar>
-              <w:top w:w="30" w:type="dxa"/>
-              <w:bottom w:w="30" w:type="dxa"/>
-              <w:left w:w="60" w:type="dxa"/>
-              <w:right w:w="60" w:type="dxa"/>
-            </w:tcMar>
-          </w:tcPr>
-          <w:p>
-            <w:r>
-              <w:t>Roll No: _________________</w:t>
-            </w:r>
-          </w:p>
-        </w:tc>
-      </w:tr>
-      <w:tr>
-        <w:tc>
-          <w:tcPr>
-            <w:tcW w:type="dxa" w:w="3600"/>
-            <w:tcMar>
-              <w:top w:w="30" w:type="dxa"/>
-              <w:bottom w:w="30" w:type="dxa"/>
-              <w:left w:w="60" w:type="dxa"/>
-              <w:right w:w="60" w:type="dxa"/>
-            </w:tcMar>
-          </w:tcPr>
-          <w:p>
-            <w:r>
-              <w:t>Class: Class 1</w:t>
-            </w:r>
-          </w:p>
-        </w:tc>
-        <w:tc>
-          <w:tcPr>
-            <w:tcW w:type="dxa" w:w="3600"/>
-            <w:tcMar>
-              <w:top w:w="30" w:type="dxa"/>
-              <w:bottom w:w="30" w:type="dxa"/>
-              <w:left w:w="60" w:type="dxa"/>
-              <w:right w:w="60" w:type="dxa"/>
-            </w:tcMar>
-          </w:tcPr>
-          <w:p>
-            <w:r>
-              <w:t>Time: 2 Hours 30 Mins</w:t>
-            </w:r>
-          </w:p>
-        </w:tc>
-        <w:tc>
-          <w:tcPr>
-            <w:tcW w:type="dxa" w:w="3600"/>
-            <w:tcMar>
-              <w:top w:w="30" w:type="dxa"/>
-              <w:bottom w:w="30" w:type="dxa"/>
-              <w:left w:w="60" w:type="dxa"/>
-              <w:right w:w="60" w:type="dxa"/>
-            </w:tcMar>
-          </w:tcPr>
-          <w:p>
-            <w:r>
-              <w:t>Date: __________________</w:t>
-            </w:r>
-          </w:p>
-        </w:tc>
-      </w:tr>
-      <w:tr>
-        <w:tc>
-          <w:tcPr>
-            <w:tcW w:type="dxa" w:w="3600"/>
-            <w:tcMar>
-              <w:top w:w="30" w:type="dxa"/>
-              <w:bottom w:w="30" w:type="dxa"/>
-              <w:left w:w="60" w:type="dxa"/>
-              <w:right w:w="60" w:type="dxa"/>
-            </w:tcMar>
-          </w:tcPr>
-          <w:p>
-            <w:r>
-              <w:t>Invigilator Sign: ____________</w:t>
-            </w:r>
-          </w:p>
-        </w:tc>
-        <w:tc>
-          <w:tcPr>
-            <w:tcW w:type="dxa" w:w="3600"/>
-            <w:tcMar>
-              <w:top w:w="30" w:type="dxa"/>
-              <w:bottom w:w="30" w:type="dxa"/>
-              <w:left w:w="60" w:type="dxa"/>
-              <w:right w:w="60" w:type="dxa"/>
-            </w:tcMar>
-          </w:tcPr>
-          <w:p/>
-        </w:tc>
-        <w:tc>
-          <w:tcPr>
-            <w:tcW w:type="dxa" w:w="3600"/>
-            <w:tcMar>
-              <w:top w:w="30" w:type="dxa"/>
-              <w:bottom w:w="30" w:type="dxa"/>
-              <w:left w:w="60" w:type="dxa"/>
-              <w:right w:w="60" w:type="dxa"/>
-            </w:tcMar>
-          </w:tcPr>
-          <w:p/>
-        </w:tc>
-      </w:tr>
-    </w:tbl>
     <w:p>
       <w:pPr>
-        <w:spacing w:before="160" w:after="80"/>
         <w:jc w:val="center"/>
       </w:pPr>
       <w:r>
         <w:rPr>
           <w:b/>
         </w:rPr>
-        <w:t>Section – A (Objective)</w:t>
+        <w:t>―――――――――――――――――――――――――――――――――――――――――――――――――――――――</w:t>
       </w:r>
     </w:p>
     <w:p>
-      <w:pPr>
-        <w:spacing w:after="80"/>
-      </w:pPr>
       <w:r>
         <w:rPr>
           <w:b/>
         </w:rPr>
-        <w:t>Q.1  Mark the Correct Answer Using (✔)  (1)</w:t>
+        <w:t>Section – A (Multiple Choice Questions)</w:t>
       </w:r>
     </w:p>
     <w:p>
-      <w:pPr>
-        <w:spacing w:after="60"/>
-      </w:pPr>
       <w:r>
         <w:t xml:space="preserve">1.  </w:t>
       </w:r>
-      <m:oMath>
-        <m:r>
-          <m:t>57</m:t>
-        </m:r>
-      </m:oMath>
+      <w:r>
+        <w:t>\sqrt</w:t>
+      </w:r>
+      <w:r>
+        <w:t>[2]{4}</w:t>
+      </w:r>
       <w:r>
         <w:br/>
         <w:t xml:space="preserve">  </w:t>
@@ -266,52 +66,41 @@
       <w:r>
         <w:t xml:space="preserve">(a) </w:t>
       </w:r>
-      <m:oMath>
-        <m:r>
-          <m:t>57</m:t>
-        </m:r>
-      </m:oMath>
+      <w:r>
+        <w:t>5</w:t>
+      </w:r>
       <w:r>
         <w:t xml:space="preserve">   </w:t>
       </w:r>
       <w:r>
         <w:t xml:space="preserve">(b) </w:t>
       </w:r>
-      <m:oMath>
-        <m:r>
-          <m:t>57</m:t>
-        </m:r>
-      </m:oMath>
+      <w:r>
+        <w:t>6</w:t>
+      </w:r>
       <w:r>
         <w:t xml:space="preserve">   </w:t>
       </w:r>
       <w:r>
         <w:t xml:space="preserve">(c) </w:t>
       </w:r>
-      <m:oMath>
-        <m:r>
-          <m:t>57</m:t>
-        </m:r>
-      </m:oMath>
+      <w:r>
+        <w:t>7</w:t>
+      </w:r>
       <w:r>
         <w:t xml:space="preserve">   </w:t>
       </w:r>
       <w:r>
         <w:t xml:space="preserve">(d) </w:t>
       </w:r>
-      <m:oMath>
-        <m:r>
-          <m:t>57</m:t>
-        </m:r>
-      </m:oMath>
+      <w:r>
+        <w:t>9</w:t>
+      </w:r>
       <w:r>
         <w:t xml:space="preserve">   </w:t>
       </w:r>
     </w:p>
     <w:p>
-      <w:pPr>
-        <w:spacing w:before="200"/>
-      </w:pPr>
       <w:r>
         <w:rPr>
           <w:b/>
@@ -324,23 +113,13 @@
         <w:rPr>
           <w:b/>
         </w:rPr>
-        <w:t xml:space="preserve">Q1.  </w:t>
+        <w:t xml:space="preserve">Q1. </w:t>
       </w:r>
-      <m:oMath>
-        <m:r>
-          <m:t>57</m:t>
-        </m:r>
-      </m:oMath>
-    </w:p>
-    <w:p>
-      <w:pPr>
-        <w:spacing w:before="200"/>
-      </w:pPr>
       <w:r>
-        <w:rPr>
-          <w:b/>
-        </w:rPr>
-        <w:t>Section – C (Detailed Questions)</w:t>
+        <w:t>\sqrt</w:t>
+      </w:r>
+      <w:r>
+        <w:t>[2]{4}</w:t>
       </w:r>
     </w:p>
     <w:p>
@@ -348,13 +127,78 @@
         <w:rPr>
           <w:b/>
         </w:rPr>
-        <w:t xml:space="preserve">Q2.  </w:t>
+        <w:t xml:space="preserve">OR / یا: </w:t>
       </w:r>
-      <m:oMath>
-        <m:r>
-          <m:t>57</m:t>
-        </m:r>
-      </m:oMath>
+      <w:r>
+        <w:t>\sqrt</w:t>
+      </w:r>
+      <w:r>
+        <w:t>[2]{4}</w:t>
+      </w:r>
+    </w:p>
+    <w:p>
+      <w:r>
+        <w:rPr>
+          <w:b/>
+        </w:rPr>
+        <w:t>Section – C (Detailed / Long Questions)</w:t>
+      </w:r>
+    </w:p>
+    <w:p>
+      <w:r>
+        <w:rPr>
+          <w:b/>
+        </w:rPr>
+        <w:t xml:space="preserve">Q2. </w:t>
+      </w:r>
+      <w:r>
+        <w:t>\sqrt</w:t>
+      </w:r>
+      <w:r>
+        <w:t>[2]{4}</w:t>
+      </w:r>
+      <w:r>
+        <w:t xml:space="preserve">  (6 Marks)</w:t>
+      </w:r>
+    </w:p>
+    <w:p>
+      <w:r>
+        <w:rPr>
+          <w:b/>
+        </w:rPr>
+        <w:t xml:space="preserve">OR / یا: </w:t>
+      </w:r>
+      <w:r>
+        <w:t>\sqrt</w:t>
+      </w:r>
+      <w:r>
+        <w:t>[2]{4}</w:t>
+      </w:r>
+    </w:p>
+    <w:p>
+      <w:r>
+        <w:rPr>
+          <w:b/>
+        </w:rPr>
+        <w:t>Section – D (Practical / Project Section)</w:t>
+      </w:r>
+    </w:p>
+    <w:p>
+      <w:r>
+        <w:rPr>
+          <w:b/>
+        </w:rPr>
+        <w:t xml:space="preserve">P1. </w:t>
+      </w:r>
+      <w:r>
+        <w:t>\sqrt</w:t>
+      </w:r>
+      <w:r>
+        <w:t>[2]{4}</w:t>
+      </w:r>
+      <w:r>
+        <w:t xml:space="preserve">  (10 Marks)</w:t>
+      </w:r>
     </w:p>
     <w:sectPr>
       <w:pgSz w:w="12240" w:h="15840"/>
